--- a/Articles/2026/2_Game_Maker_2/20_Energy_System/The_Code_Files/4 scr_item_system SCRIPT FILE.docx
+++ b/Articles/2026/2_Game_Maker_2/20_Energy_System/The_Code_Files/4 scr_item_system SCRIPT FILE.docx
@@ -15,7 +15,10 @@
       </w:r>
       <w:proofErr w:type="spellEnd"/>
       <w:r>
-        <w:t xml:space="preserve"> SCRIPT FILE</w:t>
+        <w:t xml:space="preserve"> SCRIPT F</w:t>
+      </w:r>
+      <w:r>
+        <w:t>ile</w:t>
       </w:r>
     </w:p>
     <w:p>
